--- a/MERN Phase Wise/Phase Wise Templets/Requirement Analysis/Solution Requirements.docx
+++ b/MERN Phase Wise/Phase Wise Templets/Requirement Analysis/Solution Requirements.docx
@@ -104,6 +104,20 @@
         <w:tc>
           <w:tcPr/>
           <w:p>
+            <w:r>
+              <w:t>14 July 2026</w:t>
+            </w:r>
+          </w:p>
+        </w:tc>
+      </w:tr>
+      <w:tr>
+        <w:trPr>
+          <w:cantSplit w:val="0"/>
+          <w:tblHeader w:val="0"/>
+        </w:trPr>
+        <w:tc>
+          <w:tcPr/>
+          <w:p>
             <w:pPr>
               <w:rPr/>
             </w:pPr>
@@ -111,8 +125,14 @@
               <w:rPr>
                 <w:rtl w:val="0"/>
               </w:rPr>
-              <w:t xml:space="preserve">31 January 2025</w:t>
-            </w:r>
+              <w:t xml:space="preserve">Team ID</w:t>
+            </w:r>
+          </w:p>
+        </w:tc>
+        <w:tc>
+          <w:tcPr/>
+          <w:p>
+            <w:r/>
           </w:p>
         </w:tc>
       </w:tr>
@@ -131,39 +151,6 @@
               <w:rPr>
                 <w:rtl w:val="0"/>
               </w:rPr>
-              <w:t xml:space="preserve">Team ID</w:t>
-            </w:r>
-          </w:p>
-        </w:tc>
-        <w:tc>
-          <w:tcPr/>
-          <w:p>
-            <w:pPr>
-              <w:rPr/>
-            </w:pPr>
-            <w:r>
-              <w:rPr>
-                <w:rtl w:val="0"/>
-              </w:rPr>
-            </w:r>
-          </w:p>
-        </w:tc>
-      </w:tr>
-      <w:tr>
-        <w:trPr>
-          <w:cantSplit w:val="0"/>
-          <w:tblHeader w:val="0"/>
-        </w:trPr>
-        <w:tc>
-          <w:tcPr/>
-          <w:p>
-            <w:pPr>
-              <w:rPr/>
-            </w:pPr>
-            <w:r>
-              <w:rPr>
-                <w:rtl w:val="0"/>
-              </w:rPr>
               <w:t xml:space="preserve">Project Name</w:t>
             </w:r>
           </w:p>
@@ -171,13 +158,8 @@
         <w:tc>
           <w:tcPr/>
           <w:p>
-            <w:pPr>
-              <w:rPr/>
-            </w:pPr>
-            <w:r>
-              <w:rPr>
-                <w:rtl w:val="0"/>
-              </w:rPr>
+            <w:r>
+              <w:t>Nutrition Assistant</w:t>
             </w:r>
           </w:p>
         </w:tc>
@@ -349,64 +331,28 @@
         <w:tc>
           <w:tcPr/>
           <w:p>
-            <w:pPr>
-              <w:rPr/>
-            </w:pPr>
-            <w:r>
-              <w:rPr>
-                <w:rtl w:val="0"/>
-              </w:rPr>
-              <w:t xml:space="preserve">FR-1</w:t>
-            </w:r>
-          </w:p>
-        </w:tc>
-        <w:tc>
-          <w:tcPr/>
-          <w:p>
-            <w:pPr>
-              <w:rPr/>
-            </w:pPr>
-            <w:r>
-              <w:rPr>
-                <w:rtl w:val="0"/>
-              </w:rPr>
-              <w:t xml:space="preserve">User Registration</w:t>
-            </w:r>
-          </w:p>
-        </w:tc>
-        <w:tc>
-          <w:tcPr/>
-          <w:p>
-            <w:pPr>
-              <w:rPr/>
-            </w:pPr>
-            <w:r>
-              <w:rPr>
-                <w:rtl w:val="0"/>
-              </w:rPr>
-              <w:t xml:space="preserve">Registration through Form</w:t>
-            </w:r>
-          </w:p>
-          <w:p>
-            <w:pPr>
-              <w:rPr/>
-            </w:pPr>
-            <w:r>
-              <w:rPr>
-                <w:rtl w:val="0"/>
-              </w:rPr>
-              <w:t xml:space="preserve">Registration through Gmail</w:t>
-            </w:r>
-          </w:p>
-          <w:p>
-            <w:pPr>
-              <w:rPr/>
-            </w:pPr>
-            <w:r>
-              <w:rPr>
-                <w:rtl w:val="0"/>
-              </w:rPr>
-              <w:t xml:space="preserve">Registration through LinkedIN</w:t>
+            <w:r>
+              <w:t>FR-1</w:t>
+            </w:r>
+          </w:p>
+        </w:tc>
+        <w:tc>
+          <w:tcPr/>
+          <w:p>
+            <w:r>
+              <w:t>User Authentication</w:t>
+            </w:r>
+          </w:p>
+        </w:tc>
+        <w:tc>
+          <w:tcPr/>
+          <w:p>
+            <w:r>
+              <w:t>Registration through Form</w:t>
+              <w:br/>
+              <w:t>Login using Email &amp; Password</w:t>
+              <w:br/>
+              <w:t>Firebase Authentication</w:t>
             </w:r>
           </w:p>
         </w:tc>
@@ -420,53 +366,26 @@
         <w:tc>
           <w:tcPr/>
           <w:p>
-            <w:pPr>
-              <w:rPr/>
-            </w:pPr>
-            <w:r>
-              <w:rPr>
-                <w:rtl w:val="0"/>
-              </w:rPr>
-              <w:t xml:space="preserve">FR-2</w:t>
-            </w:r>
-          </w:p>
-        </w:tc>
-        <w:tc>
-          <w:tcPr/>
-          <w:p>
-            <w:pPr>
-              <w:rPr/>
-            </w:pPr>
-            <w:r>
-              <w:rPr>
-                <w:rtl w:val="0"/>
-              </w:rPr>
-              <w:t xml:space="preserve">User Confirmation</w:t>
-            </w:r>
-          </w:p>
-        </w:tc>
-        <w:tc>
-          <w:tcPr/>
-          <w:p>
-            <w:pPr>
-              <w:rPr/>
-            </w:pPr>
-            <w:r>
-              <w:rPr>
-                <w:rtl w:val="0"/>
-              </w:rPr>
-              <w:t xml:space="preserve">Confirmation via Email</w:t>
-            </w:r>
-          </w:p>
-          <w:p>
-            <w:pPr>
-              <w:rPr/>
-            </w:pPr>
-            <w:r>
-              <w:rPr>
-                <w:rtl w:val="0"/>
-              </w:rPr>
-              <w:t xml:space="preserve">Confirmation via OTP</w:t>
+            <w:r>
+              <w:t>FR-2</w:t>
+            </w:r>
+          </w:p>
+        </w:tc>
+        <w:tc>
+          <w:tcPr/>
+          <w:p>
+            <w:r>
+              <w:t>Food Search</w:t>
+            </w:r>
+          </w:p>
+        </w:tc>
+        <w:tc>
+          <w:tcPr/>
+          <w:p>
+            <w:r>
+              <w:t>Search food using USDA FoodData Central API</w:t>
+              <w:br/>
+              <w:t>View nutritional values</w:t>
             </w:r>
           </w:p>
         </w:tc>
@@ -480,40 +399,26 @@
         <w:tc>
           <w:tcPr/>
           <w:p>
-            <w:pPr>
-              <w:rPr/>
-            </w:pPr>
-            <w:r>
-              <w:rPr>
-                <w:rtl w:val="0"/>
-              </w:rPr>
-              <w:t xml:space="preserve">FR-3</w:t>
-            </w:r>
-          </w:p>
-        </w:tc>
-        <w:tc>
-          <w:tcPr/>
-          <w:p>
-            <w:pPr>
-              <w:rPr/>
-            </w:pPr>
-            <w:r>
-              <w:rPr>
-                <w:rtl w:val="0"/>
-              </w:rPr>
-            </w:r>
-          </w:p>
-        </w:tc>
-        <w:tc>
-          <w:tcPr/>
-          <w:p>
-            <w:pPr>
-              <w:rPr/>
-            </w:pPr>
-            <w:r>
-              <w:rPr>
-                <w:rtl w:val="0"/>
-              </w:rPr>
+            <w:r>
+              <w:t>FR-3</w:t>
+            </w:r>
+          </w:p>
+        </w:tc>
+        <w:tc>
+          <w:tcPr/>
+          <w:p>
+            <w:r>
+              <w:t>Meal Tracking</w:t>
+            </w:r>
+          </w:p>
+        </w:tc>
+        <w:tc>
+          <w:tcPr/>
+          <w:p>
+            <w:r>
+              <w:t>Add, edit and delete meals</w:t>
+              <w:br/>
+              <w:t>Track daily calorie intake</w:t>
             </w:r>
           </w:p>
         </w:tc>
@@ -527,40 +432,28 @@
         <w:tc>
           <w:tcPr/>
           <w:p>
-            <w:pPr>
-              <w:rPr/>
-            </w:pPr>
-            <w:r>
-              <w:rPr>
-                <w:rtl w:val="0"/>
-              </w:rPr>
-              <w:t xml:space="preserve">FR-4</w:t>
-            </w:r>
-          </w:p>
-        </w:tc>
-        <w:tc>
-          <w:tcPr/>
-          <w:p>
-            <w:pPr>
-              <w:rPr/>
-            </w:pPr>
-            <w:r>
-              <w:rPr>
-                <w:rtl w:val="0"/>
-              </w:rPr>
-            </w:r>
-          </w:p>
-        </w:tc>
-        <w:tc>
-          <w:tcPr/>
-          <w:p>
-            <w:pPr>
-              <w:rPr/>
-            </w:pPr>
-            <w:r>
-              <w:rPr>
-                <w:rtl w:val="0"/>
-              </w:rPr>
+            <w:r>
+              <w:t>FR-4</w:t>
+            </w:r>
+          </w:p>
+        </w:tc>
+        <w:tc>
+          <w:tcPr/>
+          <w:p>
+            <w:r>
+              <w:t>Health Monitoring</w:t>
+            </w:r>
+          </w:p>
+        </w:tc>
+        <w:tc>
+          <w:tcPr/>
+          <w:p>
+            <w:r>
+              <w:t>BMI Calculator</w:t>
+              <w:br/>
+              <w:t>Water Intake Calculator</w:t>
+              <w:br/>
+              <w:t>Generate Personalized Diet Plan</w:t>
             </w:r>
           </w:p>
         </w:tc>
@@ -814,47 +707,24 @@
         <w:tc>
           <w:tcPr/>
           <w:p>
-            <w:pPr>
-              <w:rPr/>
-            </w:pPr>
-            <w:r>
-              <w:rPr>
-                <w:rtl w:val="0"/>
-              </w:rPr>
-              <w:t xml:space="preserve">NFR-1</w:t>
-            </w:r>
-          </w:p>
-        </w:tc>
-        <w:tc>
-          <w:tcPr/>
-          <w:p>
-            <w:pPr>
-              <w:rPr/>
-            </w:pPr>
-            <w:r>
-              <w:rPr>
-                <w:b w:val="1"/>
-                <w:rtl w:val="0"/>
-              </w:rPr>
-              <w:t xml:space="preserve">Usability</w:t>
-            </w:r>
-            <w:r>
-              <w:rPr>
-                <w:rtl w:val="0"/>
-              </w:rPr>
-            </w:r>
-          </w:p>
-        </w:tc>
-        <w:tc>
-          <w:tcPr/>
-          <w:p>
-            <w:pPr>
-              <w:rPr/>
-            </w:pPr>
-            <w:r>
-              <w:rPr>
-                <w:rtl w:val="0"/>
-              </w:rPr>
+            <w:r>
+              <w:t>NFR-1</w:t>
+            </w:r>
+          </w:p>
+        </w:tc>
+        <w:tc>
+          <w:tcPr/>
+          <w:p>
+            <w:r>
+              <w:t>Usability</w:t>
+            </w:r>
+          </w:p>
+        </w:tc>
+        <w:tc>
+          <w:tcPr/>
+          <w:p>
+            <w:r>
+              <w:t>Simple, responsive and user-friendly interface.</w:t>
             </w:r>
           </w:p>
         </w:tc>
@@ -868,47 +738,24 @@
         <w:tc>
           <w:tcPr/>
           <w:p>
-            <w:pPr>
-              <w:rPr/>
-            </w:pPr>
-            <w:r>
-              <w:rPr>
-                <w:rtl w:val="0"/>
-              </w:rPr>
-              <w:t xml:space="preserve">NFR-2</w:t>
-            </w:r>
-          </w:p>
-        </w:tc>
-        <w:tc>
-          <w:tcPr/>
-          <w:p>
-            <w:pPr>
-              <w:rPr/>
-            </w:pPr>
-            <w:r>
-              <w:rPr>
-                <w:b w:val="1"/>
-                <w:rtl w:val="0"/>
-              </w:rPr>
-              <w:t xml:space="preserve">Security</w:t>
-            </w:r>
-            <w:r>
-              <w:rPr>
-                <w:rtl w:val="0"/>
-              </w:rPr>
-            </w:r>
-          </w:p>
-        </w:tc>
-        <w:tc>
-          <w:tcPr/>
-          <w:p>
-            <w:pPr>
-              <w:rPr/>
-            </w:pPr>
-            <w:r>
-              <w:rPr>
-                <w:rtl w:val="0"/>
-              </w:rPr>
+            <w:r>
+              <w:t>NFR-2</w:t>
+            </w:r>
+          </w:p>
+        </w:tc>
+        <w:tc>
+          <w:tcPr/>
+          <w:p>
+            <w:r>
+              <w:t>Security</w:t>
+            </w:r>
+          </w:p>
+        </w:tc>
+        <w:tc>
+          <w:tcPr/>
+          <w:p>
+            <w:r>
+              <w:t>Firebase Authentication, JWT, bcrypt password hashing.</w:t>
             </w:r>
           </w:p>
         </w:tc>
@@ -922,47 +769,24 @@
         <w:tc>
           <w:tcPr/>
           <w:p>
-            <w:pPr>
-              <w:rPr/>
-            </w:pPr>
-            <w:r>
-              <w:rPr>
-                <w:rtl w:val="0"/>
-              </w:rPr>
-              <w:t xml:space="preserve">NFR-3</w:t>
-            </w:r>
-          </w:p>
-        </w:tc>
-        <w:tc>
-          <w:tcPr/>
-          <w:p>
-            <w:pPr>
-              <w:rPr/>
-            </w:pPr>
-            <w:r>
-              <w:rPr>
-                <w:b w:val="1"/>
-                <w:rtl w:val="0"/>
-              </w:rPr>
-              <w:t xml:space="preserve">Reliability</w:t>
-            </w:r>
-            <w:r>
-              <w:rPr>
-                <w:rtl w:val="0"/>
-              </w:rPr>
-            </w:r>
-          </w:p>
-        </w:tc>
-        <w:tc>
-          <w:tcPr/>
-          <w:p>
-            <w:pPr>
-              <w:rPr/>
-            </w:pPr>
-            <w:r>
-              <w:rPr>
-                <w:rtl w:val="0"/>
-              </w:rPr>
+            <w:r>
+              <w:t>NFR-3</w:t>
+            </w:r>
+          </w:p>
+        </w:tc>
+        <w:tc>
+          <w:tcPr/>
+          <w:p>
+            <w:r>
+              <w:t>Reliability</w:t>
+            </w:r>
+          </w:p>
+        </w:tc>
+        <w:tc>
+          <w:tcPr/>
+          <w:p>
+            <w:r>
+              <w:t>Consistent database operations using MongoDB.</w:t>
             </w:r>
           </w:p>
         </w:tc>
@@ -976,47 +800,24 @@
         <w:tc>
           <w:tcPr/>
           <w:p>
-            <w:pPr>
-              <w:rPr/>
-            </w:pPr>
-            <w:r>
-              <w:rPr>
-                <w:rtl w:val="0"/>
-              </w:rPr>
-              <w:t xml:space="preserve">NFR-4</w:t>
-            </w:r>
-          </w:p>
-        </w:tc>
-        <w:tc>
-          <w:tcPr/>
-          <w:p>
-            <w:pPr>
-              <w:rPr/>
-            </w:pPr>
-            <w:r>
-              <w:rPr>
-                <w:b w:val="1"/>
-                <w:rtl w:val="0"/>
-              </w:rPr>
-              <w:t xml:space="preserve">Performance</w:t>
-            </w:r>
-            <w:r>
-              <w:rPr>
-                <w:rtl w:val="0"/>
-              </w:rPr>
-            </w:r>
-          </w:p>
-        </w:tc>
-        <w:tc>
-          <w:tcPr/>
-          <w:p>
-            <w:pPr>
-              <w:rPr/>
-            </w:pPr>
-            <w:r>
-              <w:rPr>
-                <w:rtl w:val="0"/>
-              </w:rPr>
+            <w:r>
+              <w:t>NFR-4</w:t>
+            </w:r>
+          </w:p>
+        </w:tc>
+        <w:tc>
+          <w:tcPr/>
+          <w:p>
+            <w:r>
+              <w:t>Performance</w:t>
+            </w:r>
+          </w:p>
+        </w:tc>
+        <w:tc>
+          <w:tcPr/>
+          <w:p>
+            <w:r>
+              <w:t>Fast API responses and optimized React components.</w:t>
             </w:r>
           </w:p>
         </w:tc>
@@ -1030,47 +831,24 @@
         <w:tc>
           <w:tcPr/>
           <w:p>
-            <w:pPr>
-              <w:rPr/>
-            </w:pPr>
-            <w:r>
-              <w:rPr>
-                <w:rtl w:val="0"/>
-              </w:rPr>
-              <w:t xml:space="preserve">NFR-5</w:t>
-            </w:r>
-          </w:p>
-        </w:tc>
-        <w:tc>
-          <w:tcPr/>
-          <w:p>
-            <w:pPr>
-              <w:rPr/>
-            </w:pPr>
-            <w:r>
-              <w:rPr>
-                <w:b w:val="1"/>
-                <w:rtl w:val="0"/>
-              </w:rPr>
-              <w:t xml:space="preserve">Availability</w:t>
-            </w:r>
-            <w:r>
-              <w:rPr>
-                <w:rtl w:val="0"/>
-              </w:rPr>
-            </w:r>
-          </w:p>
-        </w:tc>
-        <w:tc>
-          <w:tcPr/>
-          <w:p>
-            <w:pPr>
-              <w:rPr/>
-            </w:pPr>
-            <w:r>
-              <w:rPr>
-                <w:rtl w:val="0"/>
-              </w:rPr>
+            <w:r>
+              <w:t>NFR-5</w:t>
+            </w:r>
+          </w:p>
+        </w:tc>
+        <w:tc>
+          <w:tcPr/>
+          <w:p>
+            <w:r>
+              <w:t>Availability</w:t>
+            </w:r>
+          </w:p>
+        </w:tc>
+        <w:tc>
+          <w:tcPr/>
+          <w:p>
+            <w:r>
+              <w:t>Accessible 24/7 on supported environments.</w:t>
             </w:r>
           </w:p>
         </w:tc>
@@ -1084,50 +862,24 @@
         <w:tc>
           <w:tcPr/>
           <w:p>
-            <w:pPr>
-              <w:rPr/>
-            </w:pPr>
-            <w:r>
-              <w:rPr>
-                <w:rtl w:val="0"/>
-              </w:rPr>
-              <w:t xml:space="preserve">NFR-6</w:t>
-            </w:r>
-          </w:p>
-        </w:tc>
-        <w:tc>
-          <w:tcPr/>
-          <w:p>
-            <w:pPr>
-              <w:rPr>
-                <w:color w:val="222222"/>
-              </w:rPr>
-            </w:pPr>
-            <w:r>
-              <w:rPr>
-                <w:b w:val="1"/>
-                <w:color w:val="222222"/>
-                <w:rtl w:val="0"/>
-              </w:rPr>
-              <w:t xml:space="preserve">Scalability</w:t>
-            </w:r>
-            <w:r>
-              <w:rPr>
-                <w:rtl w:val="0"/>
-              </w:rPr>
-            </w:r>
-          </w:p>
-        </w:tc>
-        <w:tc>
-          <w:tcPr/>
-          <w:p>
-            <w:pPr>
-              <w:rPr/>
-            </w:pPr>
-            <w:r>
-              <w:rPr>
-                <w:rtl w:val="0"/>
-              </w:rPr>
+            <w:r>
+              <w:t>NFR-6</w:t>
+            </w:r>
+          </w:p>
+        </w:tc>
+        <w:tc>
+          <w:tcPr/>
+          <w:p>
+            <w:r>
+              <w:t>Scalability</w:t>
+            </w:r>
+          </w:p>
+        </w:tc>
+        <w:tc>
+          <w:tcPr/>
+          <w:p>
+            <w:r>
+              <w:t>Supports future mobile app, AI recommendations and cloud deployment.</w:t>
             </w:r>
           </w:p>
         </w:tc>
